--- a/Phase1-Group-Project.docx
+++ b/Phase1-Group-Project.docx
@@ -325,21 +325,6 @@
               <w:right w:val="none" w:sz="0"/>
             </w:tcBorders>
           </w:tcPr>
-          <w:p>
-            <w:pPr>
-              <w:jc w:val="right"/>
-            </w:pPr>
-            <w:r/>
-            <w:r>
-              <w:rPr>
-                <w:rFonts w:ascii="Calibri" w:hAnsi="Calibri"/>
-                <w:b/>
-                <w:color w:val="1F3A5F"/>
-                <w:sz w:val="24"/>
-              </w:rPr>
-              <w:t>Date of Submission:</w:t>
-            </w:r>
-          </w:p>
         </w:tc>
         <w:tc>
           <w:tcPr>
@@ -351,16 +336,6 @@
               <w:right w:val="none" w:sz="0"/>
             </w:tcBorders>
           </w:tcPr>
-          <w:p>
-            <w:r/>
-            <w:r>
-              <w:rPr>
-                <w:rFonts w:ascii="Calibri" w:hAnsi="Calibri"/>
-                <w:sz w:val="24"/>
-              </w:rPr>
-              <w:t xml:space="preserve">  February 17, 2026</w:t>
-            </w:r>
-          </w:p>
         </w:tc>
       </w:tr>
     </w:tbl>
